--- a/docs/lista_louvores/Textos_Louvores/INCOMPARÁVEL.docx
+++ b/docs/lista_louvores/Textos_Louvores/INCOMPARÁVEL.docx
@@ -4,375 +4,551 @@
   <w:body>
     <w:p>
       <w:pPr>
-        <w:pStyle w:val="SemEspaamento"/>
+        <w:pStyle w:val="Ttulo1"/>
       </w:pPr>
       <w:r>
         <w:t>INCOMPARÁVEL</w:t>
       </w:r>
       <w:r>
         <w:t xml:space="preserve"> </w:t>
-      </w:r>
-    </w:p>
-    <w:p>
-      <w:r>
-        <w:t>Tu não habitas em tendas</w:t>
-      </w:r>
-      <w:r>
-        <w:br/>
-        <w:t>Nem em templos feitos por mãos</w:t>
-      </w:r>
-      <w:r>
-        <w:br/>
-        <w:t>Eterno, perfeito, princípio e fim</w:t>
-      </w:r>
-      <w:r>
-        <w:br/>
-        <w:t>Acima das religiões</w:t>
-      </w:r>
-    </w:p>
-    <w:p>
-      <w:r>
-        <w:t>Não há nada no céu, na terra ou no mar</w:t>
-      </w:r>
-      <w:r>
-        <w:br/>
-        <w:t xml:space="preserve">Semelhante a </w:t>
-      </w:r>
-      <w:r>
-        <w:t>T</w:t>
-      </w:r>
-      <w:r>
-        <w:t xml:space="preserve">i, </w:t>
-      </w:r>
-      <w:r>
-        <w:t>S</w:t>
-      </w:r>
-      <w:r>
-        <w:t>enhor</w:t>
-      </w:r>
-      <w:r>
-        <w:br/>
-        <w:t>Tua imagem está revelada em nós</w:t>
-      </w:r>
-      <w:r>
-        <w:br/>
-        <w:t xml:space="preserve">Expressão do </w:t>
-      </w:r>
-      <w:r>
-        <w:t>T</w:t>
-      </w:r>
-      <w:r>
-        <w:t>eu amor</w:t>
       </w:r>
     </w:p>
     <w:p>
       <w:pPr>
         <w:rPr>
-          <w:b/>
-          <w:bCs/>
-          <w:i/>
-          <w:iCs/>
+          <w:rFonts w:ascii="Times New Roman" w:hAnsi="Times New Roman"/>
         </w:rPr>
       </w:pPr>
       <w:r>
         <w:rPr>
-          <w:b/>
-          <w:bCs/>
-          <w:i/>
-          <w:iCs/>
-        </w:rPr>
-        <w:t xml:space="preserve">Incomparável, </w:t>
-      </w:r>
-      <w:r>
-        <w:rPr>
-          <w:b/>
-          <w:bCs/>
-          <w:i/>
-          <w:iCs/>
-        </w:rPr>
-        <w:t>S</w:t>
-      </w:r>
-      <w:r>
-        <w:rPr>
-          <w:b/>
-          <w:bCs/>
-          <w:i/>
-          <w:iCs/>
-        </w:rPr>
-        <w:t xml:space="preserve">enhor, </w:t>
-      </w:r>
-      <w:r>
-        <w:rPr>
-          <w:b/>
-          <w:bCs/>
-          <w:i/>
-          <w:iCs/>
-        </w:rPr>
-        <w:t>T</w:t>
-      </w:r>
-      <w:r>
-        <w:rPr>
-          <w:b/>
-          <w:bCs/>
-          <w:i/>
-          <w:iCs/>
-        </w:rPr>
-        <w:t xml:space="preserve">u </w:t>
-      </w:r>
-      <w:r>
-        <w:rPr>
-          <w:b/>
-          <w:bCs/>
-          <w:i/>
-          <w:iCs/>
-        </w:rPr>
-        <w:t>É</w:t>
-      </w:r>
-      <w:r>
-        <w:rPr>
-          <w:b/>
-          <w:bCs/>
-          <w:i/>
-          <w:iCs/>
-        </w:rPr>
-        <w:t>s</w:t>
-      </w:r>
-      <w:r>
-        <w:rPr>
-          <w:b/>
-          <w:bCs/>
-          <w:i/>
-          <w:iCs/>
+          <w:rFonts w:ascii="Times New Roman" w:hAnsi="Times New Roman"/>
+        </w:rPr>
+        <w:t>Tu não habitas em tendas</w:t>
+      </w:r>
+      <w:r>
+        <w:rPr>
+          <w:rFonts w:ascii="Times New Roman" w:hAnsi="Times New Roman"/>
         </w:rPr>
         <w:br/>
-        <w:t>Tua voz ressoa como um trovão</w:t>
-      </w:r>
-      <w:r>
-        <w:rPr>
-          <w:b/>
-          <w:bCs/>
-          <w:i/>
-          <w:iCs/>
+        <w:t>Nem em templos feitos por mãos</w:t>
+      </w:r>
+      <w:r>
+        <w:rPr>
+          <w:rFonts w:ascii="Times New Roman" w:hAnsi="Times New Roman"/>
         </w:rPr>
         <w:br/>
-        <w:t xml:space="preserve">E as nuvens são o pó dos </w:t>
-      </w:r>
-      <w:r>
-        <w:rPr>
-          <w:b/>
-          <w:bCs/>
-          <w:i/>
-          <w:iCs/>
-        </w:rPr>
-        <w:t>T</w:t>
-      </w:r>
-      <w:r>
-        <w:rPr>
-          <w:b/>
-          <w:bCs/>
-          <w:i/>
-          <w:iCs/>
-        </w:rPr>
-        <w:t>eus pés</w:t>
+        <w:t>Eterno, perfeito, princípio e fim</w:t>
+      </w:r>
+      <w:r>
+        <w:rPr>
+          <w:rFonts w:ascii="Times New Roman" w:hAnsi="Times New Roman"/>
+        </w:rPr>
+        <w:br/>
+        <w:t>Acima das religiões</w:t>
       </w:r>
     </w:p>
     <w:p>
       <w:pPr>
         <w:rPr>
-          <w:b/>
-          <w:bCs/>
-          <w:i/>
-          <w:iCs/>
+          <w:rFonts w:ascii="Times New Roman" w:hAnsi="Times New Roman"/>
         </w:rPr>
       </w:pPr>
       <w:r>
         <w:rPr>
-          <w:b/>
-          <w:bCs/>
-          <w:i/>
-          <w:iCs/>
-        </w:rPr>
-        <w:t xml:space="preserve">Incomparável, </w:t>
-      </w:r>
-      <w:r>
-        <w:rPr>
-          <w:b/>
-          <w:bCs/>
-          <w:i/>
-          <w:iCs/>
+          <w:rFonts w:ascii="Times New Roman" w:hAnsi="Times New Roman"/>
+        </w:rPr>
+        <w:t>Não há nada no céu, na terra ou no mar</w:t>
+      </w:r>
+      <w:r>
+        <w:rPr>
+          <w:rFonts w:ascii="Times New Roman" w:hAnsi="Times New Roman"/>
+        </w:rPr>
+        <w:br/>
+        <w:t xml:space="preserve">Semelhante a </w:t>
+      </w:r>
+      <w:r>
+        <w:rPr>
+          <w:rFonts w:ascii="Times New Roman" w:hAnsi="Times New Roman"/>
+        </w:rPr>
+        <w:t>T</w:t>
+      </w:r>
+      <w:r>
+        <w:rPr>
+          <w:rFonts w:ascii="Times New Roman" w:hAnsi="Times New Roman"/>
+        </w:rPr>
+        <w:t xml:space="preserve">i, </w:t>
+      </w:r>
+      <w:r>
+        <w:rPr>
+          <w:rFonts w:ascii="Times New Roman" w:hAnsi="Times New Roman"/>
         </w:rPr>
         <w:t>S</w:t>
       </w:r>
       <w:r>
         <w:rPr>
-          <w:b/>
-          <w:bCs/>
-          <w:i/>
-          <w:iCs/>
-        </w:rPr>
-        <w:t xml:space="preserve">enhor, </w:t>
-      </w:r>
-      <w:r>
-        <w:rPr>
-          <w:b/>
-          <w:bCs/>
-          <w:i/>
-          <w:iCs/>
+          <w:rFonts w:ascii="Times New Roman" w:hAnsi="Times New Roman"/>
+        </w:rPr>
+        <w:t>enhor</w:t>
+      </w:r>
+      <w:r>
+        <w:rPr>
+          <w:rFonts w:ascii="Times New Roman" w:hAnsi="Times New Roman"/>
+        </w:rPr>
+        <w:br/>
+        <w:t>Tua imagem está revelada em nós</w:t>
+      </w:r>
+      <w:r>
+        <w:rPr>
+          <w:rFonts w:ascii="Times New Roman" w:hAnsi="Times New Roman"/>
+        </w:rPr>
+        <w:br/>
+        <w:t xml:space="preserve">Expressão do </w:t>
+      </w:r>
+      <w:r>
+        <w:rPr>
+          <w:rFonts w:ascii="Times New Roman" w:hAnsi="Times New Roman"/>
         </w:rPr>
         <w:t>T</w:t>
       </w:r>
       <w:r>
         <w:rPr>
-          <w:b/>
-          <w:bCs/>
-          <w:i/>
-          <w:iCs/>
-        </w:rPr>
-        <w:t xml:space="preserve">u </w:t>
-      </w:r>
-      <w:r>
-        <w:rPr>
-          <w:b/>
-          <w:bCs/>
-          <w:i/>
-          <w:iCs/>
-        </w:rPr>
-        <w:t>É</w:t>
-      </w:r>
-      <w:r>
-        <w:rPr>
-          <w:b/>
-          <w:bCs/>
-          <w:i/>
-          <w:iCs/>
-        </w:rPr>
-        <w:t>s</w:t>
-      </w:r>
-      <w:r>
-        <w:rPr>
-          <w:b/>
-          <w:bCs/>
-          <w:i/>
-          <w:iCs/>
-        </w:rPr>
-        <w:br/>
-      </w:r>
-      <w:r>
-        <w:rPr>
-          <w:b/>
-          <w:bCs/>
-          <w:i/>
-          <w:iCs/>
-        </w:rPr>
-        <w:t xml:space="preserve">Minh'alma está apegada a </w:t>
-      </w:r>
-      <w:r>
-        <w:rPr>
-          <w:b/>
-          <w:bCs/>
-          <w:i/>
-          <w:iCs/>
-        </w:rPr>
-        <w:t>T</w:t>
-      </w:r>
-      <w:r>
-        <w:rPr>
-          <w:b/>
-          <w:bCs/>
-          <w:i/>
-          <w:iCs/>
-        </w:rPr>
-        <w:t>i</w:t>
-      </w:r>
-      <w:r>
-        <w:rPr>
-          <w:b/>
-          <w:bCs/>
-          <w:i/>
-          <w:iCs/>
-        </w:rPr>
-        <w:br/>
-      </w:r>
-      <w:r>
-        <w:rPr>
-          <w:b/>
-          <w:bCs/>
-          <w:i/>
-          <w:iCs/>
-        </w:rPr>
-        <w:t xml:space="preserve">Senhor, incomparável </w:t>
-      </w:r>
-      <w:r>
-        <w:rPr>
-          <w:b/>
-          <w:bCs/>
-          <w:i/>
-          <w:iCs/>
-        </w:rPr>
-        <w:t>É</w:t>
-      </w:r>
-      <w:r>
-        <w:rPr>
-          <w:b/>
-          <w:bCs/>
-          <w:i/>
-          <w:iCs/>
-        </w:rPr>
-        <w:t>s</w:t>
+          <w:rFonts w:ascii="Times New Roman" w:hAnsi="Times New Roman"/>
+        </w:rPr>
+        <w:t>eu amor</w:t>
       </w:r>
     </w:p>
     <w:p>
       <w:pPr>
         <w:rPr>
-          <w:bCs/>
+          <w:rFonts w:ascii="Times New Roman" w:hAnsi="Times New Roman"/>
+          <w:b/>
+          <w:bCs/>
+          <w:i/>
+          <w:iCs/>
         </w:rPr>
       </w:pPr>
       <w:r>
         <w:rPr>
-          <w:bCs/>
-        </w:rPr>
-        <w:t xml:space="preserve">[REPETE </w:t>
-      </w:r>
-      <w:r>
-        <w:rPr>
-          <w:bCs/>
-        </w:rPr>
-        <w:t>TODA</w:t>
-      </w:r>
-      <w:r>
-        <w:rPr>
-          <w:bCs/>
-        </w:rPr>
-        <w:t>]</w:t>
+          <w:rFonts w:ascii="Times New Roman" w:hAnsi="Times New Roman"/>
+          <w:b/>
+          <w:bCs/>
+          <w:i/>
+          <w:iCs/>
+        </w:rPr>
+        <w:t xml:space="preserve">Incomparável, </w:t>
+      </w:r>
+      <w:r>
+        <w:rPr>
+          <w:rFonts w:ascii="Times New Roman" w:hAnsi="Times New Roman"/>
+          <w:b/>
+          <w:bCs/>
+          <w:i/>
+          <w:iCs/>
+        </w:rPr>
+        <w:t>S</w:t>
+      </w:r>
+      <w:r>
+        <w:rPr>
+          <w:rFonts w:ascii="Times New Roman" w:hAnsi="Times New Roman"/>
+          <w:b/>
+          <w:bCs/>
+          <w:i/>
+          <w:iCs/>
+        </w:rPr>
+        <w:t xml:space="preserve">enhor, </w:t>
+      </w:r>
+      <w:r>
+        <w:rPr>
+          <w:rFonts w:ascii="Times New Roman" w:hAnsi="Times New Roman"/>
+          <w:b/>
+          <w:bCs/>
+          <w:i/>
+          <w:iCs/>
+        </w:rPr>
+        <w:t>T</w:t>
+      </w:r>
+      <w:r>
+        <w:rPr>
+          <w:rFonts w:ascii="Times New Roman" w:hAnsi="Times New Roman"/>
+          <w:b/>
+          <w:bCs/>
+          <w:i/>
+          <w:iCs/>
+        </w:rPr>
+        <w:t xml:space="preserve">u </w:t>
+      </w:r>
+      <w:r>
+        <w:rPr>
+          <w:rFonts w:ascii="Times New Roman" w:hAnsi="Times New Roman"/>
+          <w:b/>
+          <w:bCs/>
+          <w:i/>
+          <w:iCs/>
+        </w:rPr>
+        <w:t>É</w:t>
+      </w:r>
+      <w:r>
+        <w:rPr>
+          <w:rFonts w:ascii="Times New Roman" w:hAnsi="Times New Roman"/>
+          <w:b/>
+          <w:bCs/>
+          <w:i/>
+          <w:iCs/>
+        </w:rPr>
+        <w:t>s</w:t>
+      </w:r>
+      <w:r>
+        <w:rPr>
+          <w:rFonts w:ascii="Times New Roman" w:hAnsi="Times New Roman"/>
+          <w:b/>
+          <w:bCs/>
+          <w:i/>
+          <w:iCs/>
+        </w:rPr>
+        <w:br/>
+        <w:t>Tua voz ressoa como um trovão</w:t>
+      </w:r>
+      <w:r>
+        <w:rPr>
+          <w:rFonts w:ascii="Times New Roman" w:hAnsi="Times New Roman"/>
+          <w:b/>
+          <w:bCs/>
+          <w:i/>
+          <w:iCs/>
+        </w:rPr>
+        <w:br/>
+        <w:t xml:space="preserve">E as nuvens são o pó dos </w:t>
+      </w:r>
+      <w:r>
+        <w:rPr>
+          <w:rFonts w:ascii="Times New Roman" w:hAnsi="Times New Roman"/>
+          <w:b/>
+          <w:bCs/>
+          <w:i/>
+          <w:iCs/>
+        </w:rPr>
+        <w:t>T</w:t>
+      </w:r>
+      <w:r>
+        <w:rPr>
+          <w:rFonts w:ascii="Times New Roman" w:hAnsi="Times New Roman"/>
+          <w:b/>
+          <w:bCs/>
+          <w:i/>
+          <w:iCs/>
+        </w:rPr>
+        <w:t>eus pés</w:t>
       </w:r>
     </w:p>
     <w:p>
-      <w:r>
-        <w:t xml:space="preserve">Minh'alma está apegada a </w:t>
-      </w:r>
-      <w:r>
+      <w:pPr>
+        <w:rPr>
+          <w:rFonts w:ascii="Times New Roman" w:hAnsi="Times New Roman"/>
+          <w:b/>
+          <w:bCs/>
+          <w:i/>
+          <w:iCs/>
+        </w:rPr>
+      </w:pPr>
+      <w:r>
+        <w:rPr>
+          <w:rFonts w:ascii="Times New Roman" w:hAnsi="Times New Roman"/>
+          <w:b/>
+          <w:bCs/>
+          <w:i/>
+          <w:iCs/>
+        </w:rPr>
+        <w:t xml:space="preserve">Incomparável, </w:t>
+      </w:r>
+      <w:r>
+        <w:rPr>
+          <w:rFonts w:ascii="Times New Roman" w:hAnsi="Times New Roman"/>
+          <w:b/>
+          <w:bCs/>
+          <w:i/>
+          <w:iCs/>
+        </w:rPr>
+        <w:t>S</w:t>
+      </w:r>
+      <w:r>
+        <w:rPr>
+          <w:rFonts w:ascii="Times New Roman" w:hAnsi="Times New Roman"/>
+          <w:b/>
+          <w:bCs/>
+          <w:i/>
+          <w:iCs/>
+        </w:rPr>
+        <w:t xml:space="preserve">enhor, </w:t>
+      </w:r>
+      <w:r>
+        <w:rPr>
+          <w:rFonts w:ascii="Times New Roman" w:hAnsi="Times New Roman"/>
+          <w:b/>
+          <w:bCs/>
+          <w:i/>
+          <w:iCs/>
+        </w:rPr>
         <w:t>T</w:t>
       </w:r>
       <w:r>
+        <w:rPr>
+          <w:rFonts w:ascii="Times New Roman" w:hAnsi="Times New Roman"/>
+          <w:b/>
+          <w:bCs/>
+          <w:i/>
+          <w:iCs/>
+        </w:rPr>
+        <w:t xml:space="preserve">u </w:t>
+      </w:r>
+      <w:r>
+        <w:rPr>
+          <w:rFonts w:ascii="Times New Roman" w:hAnsi="Times New Roman"/>
+          <w:b/>
+          <w:bCs/>
+          <w:i/>
+          <w:iCs/>
+        </w:rPr>
+        <w:t>É</w:t>
+      </w:r>
+      <w:r>
+        <w:rPr>
+          <w:rFonts w:ascii="Times New Roman" w:hAnsi="Times New Roman"/>
+          <w:b/>
+          <w:bCs/>
+          <w:i/>
+          <w:iCs/>
+        </w:rPr>
+        <w:t>s</w:t>
+      </w:r>
+      <w:r>
+        <w:rPr>
+          <w:rFonts w:ascii="Times New Roman" w:hAnsi="Times New Roman"/>
+          <w:b/>
+          <w:bCs/>
+          <w:i/>
+          <w:iCs/>
+        </w:rPr>
+        <w:br/>
+      </w:r>
+      <w:proofErr w:type="spellStart"/>
+      <w:r>
+        <w:rPr>
+          <w:rFonts w:ascii="Times New Roman" w:hAnsi="Times New Roman"/>
+          <w:b/>
+          <w:bCs/>
+          <w:i/>
+          <w:iCs/>
+        </w:rPr>
+        <w:t>Minh'alma</w:t>
+      </w:r>
+      <w:proofErr w:type="spellEnd"/>
+      <w:r>
+        <w:rPr>
+          <w:rFonts w:ascii="Times New Roman" w:hAnsi="Times New Roman"/>
+          <w:b/>
+          <w:bCs/>
+          <w:i/>
+          <w:iCs/>
+        </w:rPr>
+        <w:t xml:space="preserve"> está apegada a </w:t>
+      </w:r>
+      <w:r>
+        <w:rPr>
+          <w:rFonts w:ascii="Times New Roman" w:hAnsi="Times New Roman"/>
+          <w:b/>
+          <w:bCs/>
+          <w:i/>
+          <w:iCs/>
+        </w:rPr>
+        <w:t>T</w:t>
+      </w:r>
+      <w:r>
+        <w:rPr>
+          <w:rFonts w:ascii="Times New Roman" w:hAnsi="Times New Roman"/>
+          <w:b/>
+          <w:bCs/>
+          <w:i/>
+          <w:iCs/>
+        </w:rPr>
         <w:t>i</w:t>
       </w:r>
       <w:r>
+        <w:rPr>
+          <w:rFonts w:ascii="Times New Roman" w:hAnsi="Times New Roman"/>
+          <w:b/>
+          <w:bCs/>
+          <w:i/>
+          <w:iCs/>
+        </w:rPr>
         <w:br/>
       </w:r>
       <w:r>
-        <w:t xml:space="preserve">Senhor, incomparável </w:t>
-      </w:r>
-      <w:r>
+        <w:rPr>
+          <w:rFonts w:ascii="Times New Roman" w:hAnsi="Times New Roman"/>
+          <w:b/>
+          <w:bCs/>
+          <w:i/>
+          <w:iCs/>
+        </w:rPr>
+        <w:t xml:space="preserve">Senhor, </w:t>
+      </w:r>
+      <w:proofErr w:type="gramStart"/>
+      <w:r>
+        <w:rPr>
+          <w:rFonts w:ascii="Times New Roman" w:hAnsi="Times New Roman"/>
+          <w:b/>
+          <w:bCs/>
+          <w:i/>
+          <w:iCs/>
+        </w:rPr>
+        <w:t xml:space="preserve">incomparável </w:t>
+      </w:r>
+      <w:r>
+        <w:rPr>
+          <w:rFonts w:ascii="Times New Roman" w:hAnsi="Times New Roman"/>
+          <w:b/>
+          <w:bCs/>
+          <w:i/>
+          <w:iCs/>
+        </w:rPr>
         <w:t>É</w:t>
       </w:r>
       <w:r>
+        <w:rPr>
+          <w:rFonts w:ascii="Times New Roman" w:hAnsi="Times New Roman"/>
+          <w:b/>
+          <w:bCs/>
+          <w:i/>
+          <w:iCs/>
+        </w:rPr>
         <w:t>s</w:t>
       </w:r>
-      <w:r>
-        <w:t xml:space="preserve"> [2X]</w:t>
-      </w:r>
+      <w:proofErr w:type="gramEnd"/>
     </w:p>
-    <w:p/>
+    <w:p>
+      <w:pPr>
+        <w:rPr>
+          <w:rFonts w:ascii="Times New Roman" w:hAnsi="Times New Roman"/>
+          <w:b/>
+        </w:rPr>
+      </w:pPr>
+      <w:r>
+        <w:rPr>
+          <w:rFonts w:ascii="Times New Roman" w:hAnsi="Times New Roman"/>
+          <w:b/>
+        </w:rPr>
+        <w:t xml:space="preserve">[REPETE </w:t>
+      </w:r>
+      <w:r>
+        <w:rPr>
+          <w:rFonts w:ascii="Times New Roman" w:hAnsi="Times New Roman"/>
+          <w:b/>
+        </w:rPr>
+        <w:t>ACIMA</w:t>
+      </w:r>
+      <w:r>
+        <w:rPr>
+          <w:rFonts w:ascii="Times New Roman" w:hAnsi="Times New Roman"/>
+          <w:b/>
+        </w:rPr>
+        <w:t>]</w:t>
+      </w:r>
+    </w:p>
+    <w:p>
+      <w:pPr>
+        <w:rPr>
+          <w:rFonts w:ascii="Times New Roman" w:hAnsi="Times New Roman"/>
+        </w:rPr>
+      </w:pPr>
+      <w:proofErr w:type="spellStart"/>
+      <w:r>
+        <w:rPr>
+          <w:rFonts w:ascii="Times New Roman" w:hAnsi="Times New Roman"/>
+        </w:rPr>
+        <w:t>Minh'alma</w:t>
+      </w:r>
+      <w:proofErr w:type="spellEnd"/>
+      <w:r>
+        <w:rPr>
+          <w:rFonts w:ascii="Times New Roman" w:hAnsi="Times New Roman"/>
+        </w:rPr>
+        <w:t xml:space="preserve"> está apegada a </w:t>
+      </w:r>
+      <w:r>
+        <w:rPr>
+          <w:rFonts w:ascii="Times New Roman" w:hAnsi="Times New Roman"/>
+        </w:rPr>
+        <w:t>T</w:t>
+      </w:r>
+      <w:r>
+        <w:rPr>
+          <w:rFonts w:ascii="Times New Roman" w:hAnsi="Times New Roman"/>
+        </w:rPr>
+        <w:t>i</w:t>
+      </w:r>
+      <w:r>
+        <w:rPr>
+          <w:rFonts w:ascii="Times New Roman" w:hAnsi="Times New Roman"/>
+        </w:rPr>
+        <w:br/>
+      </w:r>
+      <w:r>
+        <w:rPr>
+          <w:rFonts w:ascii="Times New Roman" w:hAnsi="Times New Roman"/>
+        </w:rPr>
+        <w:t xml:space="preserve">Senhor, </w:t>
+      </w:r>
+      <w:proofErr w:type="gramStart"/>
+      <w:r>
+        <w:rPr>
+          <w:rFonts w:ascii="Times New Roman" w:hAnsi="Times New Roman"/>
+        </w:rPr>
+        <w:t xml:space="preserve">incomparável </w:t>
+      </w:r>
+      <w:r>
+        <w:rPr>
+          <w:rFonts w:ascii="Times New Roman" w:hAnsi="Times New Roman"/>
+        </w:rPr>
+        <w:t>É</w:t>
+      </w:r>
+      <w:r>
+        <w:rPr>
+          <w:rFonts w:ascii="Times New Roman" w:hAnsi="Times New Roman"/>
+        </w:rPr>
+        <w:t>s</w:t>
+      </w:r>
+      <w:proofErr w:type="gramEnd"/>
+      <w:r>
+        <w:rPr>
+          <w:rFonts w:ascii="Times New Roman" w:hAnsi="Times New Roman"/>
+        </w:rPr>
+        <w:t xml:space="preserve"> </w:t>
+      </w:r>
+      <w:r>
+        <w:rPr>
+          <w:rFonts w:ascii="Times New Roman" w:hAnsi="Times New Roman"/>
+          <w:b/>
+          <w:bCs/>
+        </w:rPr>
+        <w:t>[2</w:t>
+      </w:r>
+      <w:r>
+        <w:rPr>
+          <w:rFonts w:ascii="Times New Roman" w:hAnsi="Times New Roman"/>
+          <w:b/>
+          <w:bCs/>
+        </w:rPr>
+        <w:t xml:space="preserve"> </w:t>
+      </w:r>
+      <w:r>
+        <w:rPr>
+          <w:rFonts w:ascii="Times New Roman" w:hAnsi="Times New Roman"/>
+          <w:b/>
+          <w:bCs/>
+        </w:rPr>
+        <w:t>X]</w:t>
+      </w:r>
+    </w:p>
     <w:sectPr>
       <w:pgSz w:w="11906" w:h="16838"/>
       <w:pgMar w:top="1417" w:right="1701" w:bottom="1417" w:left="1701" w:header="708" w:footer="708" w:gutter="0"/>
